--- a/public/materialy/1L/2/_ucitel/Metodika.docx
+++ b/public/materialy/1L/2/_ucitel/Metodika.docx
@@ -34,7 +34,7 @@
           <w:sz w:val="26"/>
           <w:szCs w:val="26"/>
         </w:rPr>
-        <w:t xml:space="preserve">Průvodce učitele šesti vyučovacími hodinami • 1. ročník SPŠ</w:t>
+        <w:t xml:space="preserve">Průvodce učitele šesti vyučovacími hodinami • střední škola</w:t>
       </w:r>
     </w:p>
     <w:p>
@@ -134,7 +134,7 @@
         <w:rPr>
           <w:rFonts w:ascii="Calibri" w:cs="Calibri" w:eastAsia="Calibri" w:hAnsi="Calibri"/>
         </w:rPr>
-        <w:t xml:space="preserve">1. ročník střední průmyslové školy (strojní a stavební obory), žáci 15–16 let.</w:t>
+        <w:t xml:space="preserve">Střední škola, kterýkoli ročník podle ŠVP školy. Materiály vznikly pro strojní a stavební obory SPŠ.</w:t>
       </w:r>
     </w:p>
     <w:p>
